--- a/docs/Return Visits & Contacts App Specification (V6).docx
+++ b/docs/Return Visits & Contacts App Specification (V6).docx
@@ -332,7 +332,7 @@
     <w:p>
       <w:pPr/>
       <w:r>
-        <w:t>Settings stores cities, region definitions ({name, city}), and area definitions ({name, region, city}). Each region belongs to one city; each area belongs to one region. North, South, East, and West are initially available under each existing city. Names may be reused under different parent locations. Users can add a region under the selected city in Settings or inline in the contact form, and can add areas under a region. Renaming a city, region, or area updates all affected settings relationships and contact assignments; renaming the default city updates that setting. Deletion is rejected while contacts are assigned to the entry or child locations remain; users must reassign or remove them first.</w:t>
+        <w:t>Settings stores cities, region definitions ({name, city}), and area definitions ({name, region, city}). Each region belongs to one city; each area belongs to one region. North, South, East, and West are initially available under each existing city and are automatically added to every new city, whether it is created from Settings, the contact form, or the default-city setting; they can be renamed or deleted. The Settings and contact-form add-location prompts explain that a region is a large part of a city and an area is a neighborhood within a region. Names may be reused under different parent locations. Users can add a region under the selected city in Settings or inline in the contact form, and can add areas under a region. Renaming a city, region, or area updates all affected settings relationships and contact assignments; renaming the default city updates that setting. Deletion is rejected while contacts are assigned to the entry or child locations remain; users must reassign or remove them first.</w:t>
       </w:r>
     </w:p>
     <w:p>

--- a/docs/Return Visits & Contacts App Specification (V6).docx
+++ b/docs/Return Visits & Contacts App Specification (V6).docx
@@ -332,7 +332,7 @@
     <w:p>
       <w:pPr/>
       <w:r>
-        <w:t>Settings stores cities, region definitions ({name, city}), and area definitions ({name, region, city}). Each region belongs to one city; each area belongs to one region. North, South, East, and West are initially available under each existing city and are automatically added to every new city, whether it is created from Settings, the contact form, or the default-city setting; they can be renamed or deleted. The Settings and contact-form add-location prompts explain that a region is a large part of a city and an area is a neighborhood within a region. Names may be reused under different parent locations. Users can add a region under the selected city in Settings or inline in the contact form, and can add areas under a region. Renaming a city, region, or area updates all affected settings relationships and contact assignments; renaming the default city updates that setting. Deletion is rejected while contacts are assigned to the entry or child locations remain; users must reassign or remove them first.</w:t>
+        <w:t>Settings stores cities, region definitions ({name, city}), and area definitions ({name, region, city}). Each region belongs to one city; each area belongs to one region. North, South, East, and West are initially available under each existing city and are automatically added to every new city, whether it is created from Settings, the contact form, or the default-city setting; they can be renamed or deleted. The Settings and contact-form add-location prompts explain that a region is a large part of a city and an area is a neighborhood within a region. Names may be reused under different parent locations. Users can add a region under the selected city in Settings or inline in the contact form, and can add areas under a region. Renaming a city, region, or area updates all affected settings relationships and contact assignments; renaming the default city updates that setting. Deletion is rejected while contacts are assigned to the entry or to a location beneath it; users must reassign them first. Deleting a city or region with no assigned contacts also removes its regions and areas after a confirmation prompt.</w:t>
       </w:r>
     </w:p>
     <w:p>

--- a/docs/Return Visits & Contacts App Specification (V6).docx
+++ b/docs/Return Visits & Contacts App Specification (V6).docx
@@ -199,7 +199,7 @@
     <w:p>
       <w:pPr/>
       <w:r>
-        <w:t>Sort options are newest first (default), oldest first, and alphabetical by first name. There is no separate Show All control; selecting the All option for filters clears those filters. Print Visible Contacts prints the exact current search/filter result, confirms the number of contacts, groups records once by most-specific assigned location (Area, then Region, then City, then unassigned), and includes only each contact?s most recent visit note. Group headings contain the location hierarchy, avoiding repeated region/area labels on each record.</w:t>
+        <w:t>Sort options are newest first (default), oldest first, and alphabetical by first name. There is no separate Show All control; selecting the All option for filters clears those filters. The printer icon in the bottom bar prints the exact current search/filter result, confirms the number of contacts, groups records once by most-specific assigned location (Area, then Region, then City, then unassigned), and includes only each contact?s most recent visit note. Group headings contain the location hierarchy, avoiding repeated region/area labels on each record.</w:t>
       </w:r>
     </w:p>
     <w:p>
@@ -274,19 +274,19 @@
         <w:pStyle w:val="Heading1"/>
       </w:pPr>
       <w:r>
-        <w:t>7. Single-Contact Export and Import</w:t>
-      </w:r>
-    </w:p>
-    <w:p>
-      <w:pPr/>
-      <w:r>
-        <w:t>A contact card export creates a version 1 JSON file with format return-visits-encrypted-contact, exportedAt, encryption metadata, and one encrypted contact payload including visit history. The user creates and confirms a separate sharing passphrase of at least eight characters.</w:t>
-      </w:r>
-    </w:p>
-    <w:p>
-      <w:pPr/>
-      <w:r>
-        <w:t>Import requires selecting a file, entering its sharing passphrase, and confirming the displayed contact. The app validates decrypted contact fields, assigns a new local identifier, and appends the contact without replacing existing records. The resulting contacts array is stored using the recipient device’s own storage mode (encrypted with the app key when a passphrase is on).</w:t>
+        <w:t>7. Contact Export and Import</w:t>
+      </w:r>
+    </w:p>
+    <w:p>
+      <w:pPr/>
+      <w:r>
+        <w:t>The Edit Contact export icon creates a version 1 JSON file. With a passphrase on, the format is return-visits-encrypted-contact (exportedAt, encryption metadata, one encrypted contact payload including visit history) and the user creates and confirms a separate sharing passphrase of at least eight characters. With no passphrase, the format is plain return-visits-contact and no passphrase is requested.</w:t>
+      </w:r>
+    </w:p>
+    <w:p>
+      <w:pPr/>
+      <w:r>
+        <w:t>The export icon in the contact-list footer exports what is shown: a full backup when no search or filter is active, otherwise a version 1 contacts file (return-visits-contacts, or return-visits-encrypted-contacts using the device key when the encrypt tick box is on). The import icon beside the blue + button accepts one or several contact files, requests a passphrase only for encrypted files, validates each contact, assigns new local identifiers, and appends the contacts without replacing existing records. The resulting contacts array is stored using the recipient device settings.</w:t>
       </w:r>
     </w:p>
     <w:p>

--- a/docs/Return Visits & Contacts App Specification (V6).docx
+++ b/docs/Return Visits & Contacts App Specification (V6).docx
@@ -228,7 +228,7 @@
     <w:p>
       <w:pPr/>
       <w:r>
-        <w:t>A contact can be saved without coordinates. When present, valid coordinates allow it to appear on the map; pins are colored by urgency, the viewport fits available markers, and each marker opens an informational popup with an Edit Details action. The map uses the same active search and filters as the contact list (text, urgency, city, region, and area), so only matching contacts with coordinates have pins. Changing a search or filter updates both the contact list and map.</w:t>
+        <w:t>A contact can be saved without coordinates. When present, valid coordinates allow it to appear on the map; pins are colored by urgency, the viewport fits all displayed markers when the Map opens, and each marker opens an informational popup with an Edit Details action. The map uses the same active search and filters as the contact list (text, urgency, city, region, and area), so only matching contacts with coordinates have pins. Changing a search or filter updates both the contact list and map.</w:t>
       </w:r>
     </w:p>
     <w:p>

--- a/docs/Return Visits & Contacts App Specification (V6).docx
+++ b/docs/Return Visits & Contacts App Specification (V6).docx
@@ -332,7 +332,7 @@
     <w:p>
       <w:pPr/>
       <w:r>
-        <w:t>Settings stores cities, region definitions ({name, city}), and area definitions ({name, region, city}). Each region belongs to one city; each area belongs to one region. North, South, East, and West are initially available under each existing city and are automatically added to every new city, whether it is created from Settings, the contact form, or the default-city setting; they can be renamed or deleted. The Settings and contact-form add-location prompts explain that a region is a large part of a city and an area is a neighborhood within a region. Names may be reused under different parent locations. Users can add a region under the selected city in Settings or inline in the contact form, and can add areas under a region. Renaming a city, region, or area updates all affected settings relationships and contact assignments; renaming the default city updates that setting. Deletion is rejected while contacts are assigned to the entry or to a location beneath it; users must reassign them first. Deleting a city or region with no assigned contacts also removes its regions and areas after a confirmation prompt.</w:t>
+        <w:t>Settings stores cities, region definitions ({name, city}), and area definitions ({name, region, city}). Each region belongs to one city; each area belongs to one region. North, South, East, and West are initially available under each existing city and are automatically added to every new city, whether it is created from Settings, the contact form, or the default-city setting; they can be renamed or deleted. The Settings and contact-form add-location prompts explain that a region is a large part of a city and an area is a neighborhood within a region. Names may be reused under different parent locations. Users can add a region under the selected city in Settings or inline in the contact form, and can add areas under a region. Renaming a city, region, or area updates all affected settings relationships and contact assignments; renaming the default city updates that setting. Deletion is rejected while contacts are assigned to the entry or to a location beneath it; users must reassign them first. Deleting a city or region with no assigned contacts also removes its regions and areas after a confirmation prompt. Settings may also store an optional me object ({name, street, city, state, lat, lng}) edited in Settings ? Your Details. When valid coordinates are present, the Map renders a draggable house marker above the contact pins and includes it when fitting the viewport; dragging saves the new coordinates. getContactShareText appends 'Shared by &lt;name&gt;' when a name is set. The me object is part of full backups and the Settings printout and is not included in contact exports.</w:t>
       </w:r>
     </w:p>
     <w:p>

--- a/docs/Return Visits & Contacts App Specification (V6).docx
+++ b/docs/Return Visits & Contacts App Specification (V6).docx
@@ -120,7 +120,7 @@
     <w:p>
       <w:pPr/>
       <w:r>
-        <w:t>A passphrase is optional and off by default (the REQUIRE_PASSPHRASE_ON_FIRST_USE setting in app.js restores the first-use requirement). Without a passphrase, the app opens without an unlock screen and stores settings and contacts unencrypted. Settings provides a Turn On Passphrase action that requires matching passphrase entries of at least eight characters; the app derives a key, encrypts and verifies settings and contacts, then atomically replaces both values and stores the metadata. Once a passphrase is on, the user must enter it before records are decrypted on later launches, and Settings provides a Change Passphrase action that requires the current passphrase and matching new passphrase entries of at least eight characters. The app derives a new key using fresh random salt metadata, re-encrypts and verifies settings and contacts, then atomically replaces both encrypted values and the metadata. If verification or storage fails, the existing records and passphrase state remain active. This affects only the current app storage; exported backups retain their own passphrases. There is no recovery path if the current passphrase is forgotten. Settings also provides a Turn Off Passphrase action that requires the current passphrase, decrypts and replaces the stored settings and contacts with unencrypted values, and removes the encryption metadata in one atomic transaction.</w:t>
+        <w:t>A passphrase is optional and off by default (the REQUIRE_PASSPHRASE_ON_FIRST_USE setting in app.js restores the first-use requirement). Without a passphrase, the app opens without an unlock screen and stores settings and contacts unencrypted. Settings provides a Turn On Passphrase action that requires matching passphrase entries of at least 12 characters; the app derives a key, encrypts and verifies settings and contacts, then atomically replaces both values and stores the metadata. Once a passphrase is on, the user must enter it before records are decrypted on later launches, and Settings provides a Change Passphrase action that requires the current passphrase and matching new passphrase entries of at least 12 characters. The app derives a new key using fresh random salt metadata, re-encrypts and verifies settings and contacts, then atomically replaces both encrypted values and the metadata. If verification or storage fails, the existing records and passphrase state remain active. This affects only the current app storage; exported backups retain their own passphrases. A random 25-character recovery code (base-32 alphabet without look-alike characters, 125 bits) is generated when a passphrase is set or changed and shown once; the encryption metadata gains a recovery field holding the passphrase encrypted with AES-GCM under a PBKDF2 key derived from the code. Typing the code in place of the passphrase (unlock, change, turn off, backup restore) unwraps the passphrase first. Backups embed the metadata, so the recovery field travels with them. Settings provides Make a New Recovery Code, which verifies the current passphrase. Losing both the passphrase and the code leaves the records unreadable. Settings also provides a Turn Off Passphrase action that requires the current passphrase, decrypts and replaces the stored settings and contacts with unencrypted values, and removes the encryption metadata in one atomic transaction.</w:t>
       </w:r>
     </w:p>
     <w:p>

--- a/docs/Return Visits & Contacts App Specification (V6).docx
+++ b/docs/Return Visits & Contacts App Specification (V6).docx
@@ -260,7 +260,13 @@
     <w:p>
       <w:pPr/>
       <w:r>
-        <w:t>Unencrypted return-visits-backup version 1 files are supported. If a passphrase is on, the user is warned and the imported settings and contacts are encrypted with the passphrase entered for restore. A monthly prompt invites the user to open Settings for export; it does not automatically create a backup. The reminder does not appear when there are no contacts and does not appear immediately on first use.</w:t>
+        <w:t>Unencrypted return-visits-backup version 1 files are supported. If a passphrase is on, the user is warned and the imported settings and contacts are encrypted with the passphrase entered for restore. The app reminds the user after 10 days without a successful backup (file or Dropbox), shows the number of days, asks at most once a day, and resets the count only on a successful backup. With Dropbox connected, answering Yes backs up immediately; otherwise it opens Settings → Backup &amp; Restore. The reminder does not appear when there are no contacts and does not appear immediately on first use.</w:t>
+      </w:r>
+    </w:p>
+    <w:p>
+      <w:pPr/>
+      <w:r>
+        <w:t>Optional cloud backup (off by default): Settings → Cloud backup lets the user connect their own Dropbox account. The app asks whether the user already has an account and, if not, shows the sign-up steps for the free Dropbox Basic plan (the app cannot create the account). Connection uses Dropbox's OAuth 2 authorization code flow with PKCE and the app's public app key, with access limited to the app's own folder (Apps/Return Visits). The app stores the resulting refresh token in browser LocalStorage and sends backups directly from the browser to Dropbox. It uploads a latest copy (latest.json) after changes (about 15 seconds later, or when the app is hidden) and on open when the last upload is more than a day old, plus at most one dated copy per day (backup-&lt;timestamp&gt;.json), keeping the newest 10. A web app cannot back up while closed. Backups use the same format as file backups: encrypted when a passphrase is on, otherwise plain (the user confirms this before connecting). The app never uploads automatically when the device has no contacts, so an empty new device cannot overwrite a good copy. Restore from Dropbox lists the latest and dated copies and uses the normal restore flow (passphrase or recovery code, confirmation before replacing data). Disconnect revokes the token and removes it from the browser; existing Dropbox files remain.</w:t>
       </w:r>
     </w:p>
     <w:p>

--- a/docs/Return Visits & Contacts App Specification (V6).docx
+++ b/docs/Return Visits & Contacts App Specification (V6).docx
@@ -120,7 +120,7 @@
     <w:p>
       <w:pPr/>
       <w:r>
-        <w:t>A passphrase is optional and off by default (the REQUIRE_PASSPHRASE_ON_FIRST_USE setting in app.js restores the first-use requirement). Without a passphrase, the app opens without an unlock screen and stores settings and contacts unencrypted. Settings provides a Turn On Passphrase action that requires matching passphrase entries of at least 12 characters; the app derives a key, encrypts and verifies settings and contacts, then atomically replaces both values and stores the metadata. Once a passphrase is on, the user must enter it before records are decrypted on later launches, and Settings provides a Change Passphrase action that requires the current passphrase and matching new passphrase entries of at least 12 characters. The app derives a new key using fresh random salt metadata, re-encrypts and verifies settings and contacts, then atomically replaces both encrypted values and the metadata. If verification or storage fails, the existing records and passphrase state remain active. This affects only the current app storage; exported backups retain their own passphrases. A random 25-character recovery code (base-32 alphabet without look-alike characters, 125 bits) is generated when a passphrase is set or changed and shown once; the encryption metadata gains a recovery field holding the passphrase encrypted with AES-GCM under a PBKDF2 key derived from the code. Typing the code in place of the passphrase (unlock, change, turn off, backup restore) unwraps the passphrase first. Backups embed the metadata, so the recovery field travels with them. Settings provides Make a New Recovery Code, which verifies the current passphrase. Losing both the passphrase and the code leaves the records unreadable. Settings also provides a Turn Off Passphrase action that requires the current passphrase, decrypts and replaces the stored settings and contacts with unencrypted values, and removes the encryption metadata in one atomic transaction.</w:t>
+        <w:t>A passphrase is optional and off by default (the REQUIRE_PASSPHRASE_ON_FIRST_USE setting in app.js restores the first-use requirement). Without a passphrase, the app opens without an unlock screen and stores settings and contacts unencrypted. Settings provides a Turn On Passphrase action that requires matching passphrase entries of at least 12 characters; the app derives a key, encrypts and verifies settings and contacts, then atomically replaces both values and stores the metadata. Once a passphrase is on, the user must enter it before records are decrypted on later launches, and Settings presents Change Passphrase and Turn Off Passphrase as choices; Change Passphrase reveals a form that requires the current passphrase and matching new passphrase entries of at least 12 characters. The app derives a new key using fresh random salt metadata, re-encrypts and verifies settings and contacts, then atomically replaces both encrypted values and the metadata. If verification or storage fails, the existing records and passphrase state remain active. This affects only the current app storage; exported backups retain their own passphrases. A random 25-character recovery code (base-32 alphabet without look-alike characters, 125 bits) is generated when a passphrase is set or changed and shown once; the encryption metadata gains a recovery field holding the passphrase encrypted with AES-GCM under a PBKDF2 key derived from the code. Typing the code in place of the passphrase (unlock, change, turn off, backup restore) unwraps the passphrase first. Backups embed the metadata, so the recovery field travels with them. Settings provides Make a New Recovery Code, which verifies the current passphrase. Losing both the passphrase and the code leaves the records unreadable. Turn Off Passphrase first shows an explanation of its consequences with Continue and Cancel buttons; Continue then requires the current passphrase, decrypts and replaces the stored settings and contacts with unencrypted values, and removes the encryption metadata in one atomic transaction.</w:t>
       </w:r>
     </w:p>
     <w:p>

--- a/docs/Return Visits & Contacts App Specification (V6).docx
+++ b/docs/Return Visits & Contacts App Specification (V6).docx
@@ -266,7 +266,7 @@
     <w:p>
       <w:pPr/>
       <w:r>
-        <w:t>Optional cloud backup (off by default): Settings → Cloud backup lets the user connect their own Dropbox account. The app asks whether the user already has an account and, if not, shows the sign-up steps for the free Dropbox Basic plan (the app cannot create the account). Connection uses Dropbox's OAuth 2 authorization code flow with PKCE and the app's public app key, with access limited to the app's own folder (Apps/Return Visits). The app stores the resulting refresh token in browser LocalStorage and sends backups directly from the browser to Dropbox. It uploads a latest copy (latest.json) after changes (about 15 seconds later, or when the app is hidden) and on open when the last upload is more than a day old, plus at most one dated copy per day (backup-&lt;timestamp&gt;.json), keeping the newest 10. A web app cannot back up while closed. Backups use the same format as file backups: encrypted when a passphrase is on, otherwise plain (the user confirms this before connecting). The app never uploads automatically when the device has no contacts, so an empty new device cannot overwrite a good copy. Restore from Dropbox lists the latest and dated copies and uses the normal restore flow (passphrase or recovery code, confirmation before replacing data). Disconnect revokes the token and removes it from the browser; existing Dropbox files remain.</w:t>
+        <w:t>Optional cloud backup (off by default): Settings → Cloud backup lets the user connect their own Dropbox account. The app asks whether the user already has an account and, if not, shows the sign-up steps for the free Dropbox Basic plan (the app cannot create the account). Connection uses Dropbox's OAuth 2 authorization code flow with PKCE and the app's public app key, with access limited to the app's own folder (Apps/Return Visits). The app stores the resulting refresh token in browser LocalStorage and sends backups directly from the browser to Dropbox. It uploads a latest copy (latest.json) after changes (about 15 seconds later, or when the app is hidden) and on open when the last upload is more than a day old, plus at most one dated copy per day (backup-&lt;timestamp&gt;.json), keeping the newest 10. A web app cannot back up while closed. Backups use the same format as file backups: encrypted when a passphrase is on, otherwise plain (the user confirms this before connecting). The app never uploads automatically when the device has no contacts, so an empty new device cannot overwrite a good copy. Restore from Dropbox lists the latest and dated copies and uses the normal restore flow (passphrase or recovery code, confirmation before replacing data). Disconnect revokes the token and removes it from the browser; existing Dropbox files remain. The app records the Dropbox modified time of latest.json after each upload or restore. On open, when the app becomes visible again after more than two minutes, and on demand (Check for a Newer Backup), it compares that time with the current latest.json; if Dropbox is newer, it asks before restoring (warning when this device has unsent changes). While Dropbox is newer, automatic uploads are paused and Back Up to Dropbox Now asks before replacing the copy. Connecting a device that has contacts to a Dropbox that already has a backup asks whether to restore or replace. Devices connected before this check existed adopt the current copy silently. Changes are not merged.</w:t>
       </w:r>
     </w:p>
     <w:p>

--- a/docs/Return Visits & Contacts App Specification (V6).docx
+++ b/docs/Return Visits & Contacts App Specification (V6).docx
@@ -260,7 +260,7 @@
     <w:p>
       <w:pPr/>
       <w:r>
-        <w:t>Unencrypted return-visits-backup version 1 files are supported. If a passphrase is on, the user is warned and the imported settings and contacts are encrypted with the passphrase entered for restore. The app reminds the user after 10 days without a successful backup (file or Dropbox), shows the number of days, asks at most once a day, and resets the count only on a successful backup. With Dropbox connected, answering Yes backs up immediately; otherwise it opens Settings → Backup &amp; Restore. The reminder does not appear when there are no contacts and does not appear immediately on first use.</w:t>
+        <w:t>Unencrypted return-visits-backup version 1 files are supported. If a passphrase is on, the user is warned and the imported settings and contacts are encrypted with the passphrase entered for restore. The app reminds the user after 10 days without a successful backup (file or Dropbox), shows the number of days, asks at most once a day, and resets the count only on a successful backup. With Dropbox connected, answering Yes backs up immediately; otherwise it opens Settings → Backup &amp; Restore. The reminder does not appear when there are no contacts and does not appear immediately on first use. Restore keeps one passphrase and recovery code across devices: an encrypted backup restored onto a device without a passphrase turns the passphrase on with the backup's encryption metadata (salt and recovery field) after a confirmation that explains this; an encrypted backup restored onto a device with a passphrase replaces that device's passphrase and recovery code with the backup's; an unencrypted backup restored onto a device with a passphrase is re-encrypted with the device's existing key and metadata, with no new passphrase requested. A restored backup that has no recovery code prompts the user to make one.</w:t>
       </w:r>
     </w:p>
     <w:p>

--- a/docs/Return Visits & Contacts App Specification (V6).docx
+++ b/docs/Return Visits & Contacts App Specification (V6).docx
@@ -181,7 +181,7 @@
     <w:p>
       <w:pPr/>
       <w:r>
-        <w:t>The main view is the contact list. Cards show contact name, optional email and phone, address/location, elapsed days and urgency, visit history, quick-add note input, and edit, export, print, share, navigate, and delete actions. Navigate opens Google Maps directions using saved coordinates when available, or the contact address otherwise. Share prepares a plain-text summary of available contact details and a directions link for Text / SMS, WhatsApp, or Email; it excludes visit notes and is not encrypted by the app. The contact edit modal provides a Print action for saved, unchanged records.</w:t>
+        <w:t>The main view is the contact list. Cards show contact name, optional email and phone, address/location, elapsed days and urgency, last visit and newest note text, a quick Add Visit button (date/time and optional note in a dialog; earlier visits remain in the edit modal's log), and edit, export, print, share, navigate, and delete actions. Navigate opens Google Maps directions using saved coordinates when available, or the contact address otherwise. Share prepares a plain-text summary of available contact details and a directions link for Text / SMS, WhatsApp, or Email; it excludes visit notes and is not encrypted by the app. The contact edit modal provides a Print action for saved, unchanged records.</w:t>
       </w:r>
     </w:p>
     <w:p>
@@ -222,7 +222,7 @@
         <w:t>Coordinates are optional. The user can explicitly choose Use Device Location to request high-accuracy GPS with no cached location, or Find Address or City Pin to search the entered street address, city, and state. A partial street search can return multiple matches for the user to choose; selection fills the full street name and places a pin. If the full address is not found, the app also searches the street name without its leading house number. A city-only search places an approximate city pin. If a full address cannot be found, the app searches the selected city and state and centers the map near that location. The user can search for a nearby cross-street or intersection, or set/refine a location by tapping the contact form map, dragging the pin, or editing coordinates. Pins can be dragged on the Map view and saved automatically. Contacts saved without coordinates have no map pin. Whenever the Map is open with no visible contact pins, it centers approximately on the default city and state, which are sent to Nominatim for the lookup. Address text is sent to OpenStreetMap Nominatim only after the user initiates a search.</w:t>
       </w:r>
       <w:r>
-        <w:t xml:space="preserve"> Street suffixes are displayed in abbreviated form throughout the app, including for previously saved contacts (for example, Avenue as Av, Road as Rd, Court as Ct, and Lane as Ln).</w:t>
+        <w:t xml:space="preserve"> Street suffixes are displayed in abbreviated form throughout the app, including for previously saved contacts (for example, Avenue as Av, Road as Rd, Court as Ct, and Lane as Ln). Once a pin is set, Confirm pin is correct hides the lookup buttons, coordinates and map; they return with Adjust pin or when the street address, city or state changes.</w:t>
       </w:r>
     </w:p>
     <w:p>

--- a/docs/Return Visits & Contacts App Specification (V6).docx
+++ b/docs/Return Visits & Contacts App Specification (V6).docx
@@ -266,7 +266,7 @@
     <w:p>
       <w:pPr/>
       <w:r>
-        <w:t>Optional cloud backup (off by default): Settings → Cloud backup lets the user connect their own Dropbox account. The app asks whether the user already has an account and, if not, shows the sign-up steps for the free Dropbox Basic plan (the app cannot create the account). Connection uses Dropbox's OAuth 2 authorization code flow with PKCE and the app's public app key, with access limited to the app's own folder (Apps/Return Visits). The app stores the resulting refresh token in browser LocalStorage and sends backups directly from the browser to Dropbox. It uploads a latest copy (latest.json) after changes (about 15 seconds later, or when the app is hidden) and on open when the last upload is more than a day old, plus at most one dated copy per day (backup-&lt;timestamp&gt;.json), keeping the newest 10. A web app cannot back up while closed. Backups use the same format as file backups: encrypted when a passphrase is on, otherwise plain (the user confirms this before connecting). The app never uploads automatically when the device has no contacts, so an empty new device cannot overwrite a good copy. Restore from Dropbox lists the latest and dated copies and uses the normal restore flow (passphrase or recovery code, confirmation before replacing data). Disconnect revokes the token and removes it from the browser; existing Dropbox files remain. The app records the Dropbox modified time of latest.json after each upload or restore. On open, when the app becomes visible again after more than two minutes, and on demand (Check for a Newer Backup), it compares that time with the current latest.json; if Dropbox is newer, it asks before restoring (warning when this device has unsent changes). While Dropbox is newer, automatic uploads are paused and Back Up to Dropbox Now asks before replacing the copy. Connecting a device that has contacts to a Dropbox that already has a backup asks whether to restore or replace. Devices connected before this check existed adopt the current copy silently. Changes are not merged.</w:t>
+        <w:t>Optional cloud backup (off by default): Settings → Cloud backup lets the user connect their own Dropbox account. The app asks whether the user already has an account and, if not, shows the sign-up steps for the free Dropbox Basic plan (the app cannot create the account). Connection uses Dropbox's OAuth 2 authorization code flow with PKCE and the app's public app key, with access limited to the app's own folder (Apps/Return Visits). The app stores the resulting refresh token in browser LocalStorage and sends backups directly from the browser to Dropbox. It uploads a latest copy (latest.json) after changes (about 15 seconds later, or when the app is hidden) and on open when the last upload is more than a day old, plus at most one dated copy per day (backup-&lt;timestamp&gt;.json), keeping the newest 10. A web app cannot back up while closed. Backups use the same format as file backups: encrypted when a passphrase is on, otherwise plain (the user confirms this before connecting). The app never uploads automatically when the device has no contacts, so an empty new device cannot overwrite a good copy. Restore from Dropbox lists the latest and dated copies and uses the normal restore flow (passphrase or recovery code, confirmation before replacing data). Disconnect revokes the token and removes it from the browser; existing Dropbox files remain. The app records the Dropbox modified time and revision of latest.json after each upload or restore. On open, every two minutes while the app is open, when the app becomes visible again after more than two minutes, when the connection returns after being offline, and on demand (Check for a Newer Backup), it compares that time with the current latest.json. If Dropbox is newer, the app merges it into this device automatically and, if the merge changed anything, uploads the merged result using Dropbox's update mode with the revision it read, so an upload by another device in between is rejected (conflict) and the merge is repeated. The merge works per record: contacts present on only one side are kept (unless a deletion record, stored in settings.deletedContacts, is newer than the contact's updatedAt); for a contact on both sides the newer updatedAt supplies its fields and the visit logs from both sides are combined by visit ID, with deleted visits remembered in the contact's deletedNotes so they do not return; city, region and area lists are combined, and other settings come from this device when it has unsent changes and from Dropbox otherwise. The merge runs on decrypted data, so it requires that both copies use the same passphrase (same salt); a Dropbox copy that uses a different passphrase, or an encrypted copy on a device with no passphrase, is not merged automatically and the user is asked whether to restore it (automatic uploads stay paused until then, and Back Up to Dropbox Now asks before replacing the copy). Changes made with no connection stay saved on the device, marked as unsent, and upload when Dropbox is reachable again (an offline-to-online event triggers the sync; a failed upload retries after one minute). A cloud icon in the header shows synced, syncing, waiting, offline or paused, and tapping it syncs now. Connecting a device that has contacts to a Dropbox that already has a backup asks whether to restore or replace. Devices connected before this check existed adopt the current copy silently. Limits: a deleted city, region or area can reappear from another device, and a renamed one can leave the old name behind.</w:t>
       </w:r>
     </w:p>
     <w:p>

--- a/docs/Return Visits & Contacts App Specification (V6).docx
+++ b/docs/Return Visits & Contacts App Specification (V6).docx
@@ -181,7 +181,7 @@
     <w:p>
       <w:pPr/>
       <w:r>
-        <w:t>The main view is the contact list. Cards show contact name, optional email and phone, address/location, elapsed days and urgency, last visit and newest note text, a quick Add Visit button (date/time and optional note in a dialog; earlier visits remain in the edit modal's log), and edit, export, print, share, navigate, and delete actions. Navigate opens Google Maps directions using saved coordinates when available, or the contact address otherwise. Share prepares a plain-text summary of available contact details and a directions link for Text / SMS, WhatsApp, or Email; it excludes visit notes and is not encrypted by the app. The contact edit modal provides a Print action for saved, unchanged records.</w:t>
+        <w:t>The main view is the contact list. Cards show contact name, optional email and phone, address/location, elapsed days and urgency, last visit and newest note text, an ADD VISIT button (opens the contact on its collapsible Visits section (the Edit Contact modal has collapsible Contact Info and Visits sections; the pencil opens Contact Info) with the cursor in the new-visit note box; no visit is added unless a note is typed or the date is changed; earlier visits remain in the edit modal's log), and edit, export, print, share, navigate, and delete actions. Navigate opens Google Maps directions using saved coordinates when available, or the contact address otherwise. Share prepares a plain-text summary of available contact details and a directions link for Text / SMS, WhatsApp, or Email; it excludes visit notes and is not encrypted by the app. The contact edit modal provides a Print action for saved, unchanged records.</w:t>
       </w:r>
     </w:p>
     <w:p>
